--- a/course/day6/day2_tasks.docx
+++ b/course/day6/day2_tasks.docx
@@ -23,7 +23,7 @@
         <w:t xml:space="preserve">Задачи из реальных вступительных экзаменов в 8 класс Аничкова лицея (2006–2025).</w:t>
       </w:r>
       <w:r>
-        <w:br/>
+        <w:t xml:space="preserve"> </w:t>
       </w:r>
       <w:r>
         <w:t xml:space="preserve">8 задач на движение + 8 задач на работу, проценты и смеси.</w:t>
@@ -1097,7 +1097,7 @@
         <w:t xml:space="preserve">а) Сколько стал весить Рекс?</w:t>
       </w:r>
       <w:r>
-        <w:br/>
+        <w:t xml:space="preserve"> </w:t>
       </w:r>
       <w:r>
         <w:t xml:space="preserve">б) Сколько весила одна стрекателька, если всего съедено</w:t>
@@ -1215,7 +1215,7 @@
         <w:t xml:space="preserve">а) Сколько он весил при рождении?</w:t>
       </w:r>
       <w:r>
-        <w:br/>
+        <w:t xml:space="preserve"> </w:t>
       </w:r>
       <w:r>
         <w:t xml:space="preserve">б) На сколько процентов он поправился за</w:t>
